--- a/RFI-Docs/MVP FACT SHEET -- Updated August 2024 Final.docx
+++ b/RFI-Docs/MVP FACT SHEET -- Updated August 2024 Final.docx
@@ -4,7 +4,122 @@
   <w:body>
     <w:p>
       <w:pPr>
+        <w:jc w:val="left"/>
+      </w:pPr>
+      <w:r>
+        <w:rPr>
+          <w:color w:val="646464"/>
+          <w:sz w:val="18"/>
+        </w:rPr>
+        <w:t>Document: MVP FACT SHEET -- Updated August 2024 Final.docx</w:t>
+      </w:r>
+    </w:p>
+    <w:p>
+      <w:pPr>
+        <w:jc w:val="left"/>
+      </w:pPr>
+      <w:r>
+        <w:rPr>
+          <w:color w:val="646464"/>
+          <w:sz w:val="18"/>
+        </w:rPr>
+        <w:t>Title: MVP FACT SHEET -- Updated August 2024 Final</w:t>
+      </w:r>
+    </w:p>
+    <w:p>
+      <w:pPr>
+        <w:jc w:val="left"/>
+      </w:pPr>
+      <w:r>
+        <w:rPr>
+          <w:color w:val="646464"/>
+          <w:sz w:val="18"/>
+        </w:rPr>
+        <w:t>Topic: MVP | Type: Presentations and Other Documents</w:t>
+      </w:r>
+    </w:p>
+    <w:p>
+      <w:pPr>
+        <w:jc w:val="left"/>
+      </w:pPr>
+      <w:r>
+        <w:rPr>
+          <w:color w:val="646464"/>
+          <w:sz w:val="18"/>
+        </w:rPr>
+        <w:t>Created: 2024-10-04 | By: Richman, Michael (VACO)</w:t>
+      </w:r>
+    </w:p>
+    <w:p>
+      <w:pPr>
+        <w:jc w:val="left"/>
+      </w:pPr>
+      <w:r>
+        <w:rPr>
+          <w:color w:val="646464"/>
+          <w:sz w:val="18"/>
+        </w:rPr>
+        <w:t>Modified: 2024-10-04 | By: Richman, Michael (VACO)</w:t>
+      </w:r>
+    </w:p>
+    <w:p>
+      <w:pPr>
+        <w:jc w:val="left"/>
+      </w:pPr>
+      <w:r>
+        <w:rPr>
+          <w:color w:val="C8C8C8"/>
+          <w:sz w:val="16"/>
+        </w:rPr>
+        <w:t>────────────────────────────────────────────────────────────────────────────────</w:t>
+      </w:r>
+    </w:p>
+    <w:p>
+      <w:pPr>
+        <w:jc w:val="left"/>
+      </w:pPr>
+      <w:r/>
+    </w:p>
+    <w:p>
+      <w:pPr>
+        <w:jc w:val="left"/>
+      </w:pPr>
+      <w:r>
+        <w:rPr>
+          <w:color w:val="646464"/>
+          <w:sz w:val="18"/>
+        </w:rPr>
+        <w:t>Topic: MVP | Type: Presentations and Other Documents</w:t>
+      </w:r>
+    </w:p>
+    <w:p>
+      <w:pPr>
+        <w:jc w:val="left"/>
+      </w:pPr>
+      <w:r>
+        <w:rPr>
+          <w:color w:val="646464"/>
+          <w:sz w:val="18"/>
+        </w:rPr>
+        <w:t>Created: 2024-10-04 | By: Richman, Michael (VACO)</w:t>
+      </w:r>
+    </w:p>
+    <w:p>
+      <w:pPr>
+        <w:jc w:val="left"/>
+      </w:pPr>
+      <w:r>
+        <w:rPr>
+          <w:color w:val="646464"/>
+          <w:sz w:val="18"/>
+        </w:rPr>
+        <w:t>Modified: 2024-10-04 | By: Richman, Michael (VACO)</w:t>
+      </w:r>
+    </w:p>
+    <w:p>
+      <w:pPr>
         <w:spacing w:after="240"/>
+        <w:jc w:val="left"/>
         <w:rPr>
           <w:rFonts w:ascii="Georgia" w:hAnsi="Georgia"/>
           <w:color w:val="1F497D" w:themeColor="text2"/>
@@ -14,85 +129,14 @@
       </w:pPr>
       <w:r>
         <w:rPr>
-          <w:rFonts w:ascii="Georgia" w:hAnsi="Georgia"/>
-          <w:i/>
-          <w:iCs/>
-          <w:color w:val="1F497D" w:themeColor="text2"/>
-          <w:sz w:val="32"/>
-          <w:szCs w:val="32"/>
-        </w:rPr>
-        <w:t xml:space="preserve">Background on </w:t>
-      </w:r>
-      <w:r>
-        <w:rPr>
-          <w:rFonts w:ascii="Georgia" w:hAnsi="Georgia"/>
-          <w:i/>
-          <w:iCs/>
-          <w:color w:val="1F497D" w:themeColor="text2"/>
-          <w:sz w:val="32"/>
-          <w:szCs w:val="32"/>
-        </w:rPr>
-        <w:t xml:space="preserve">VA’s </w:t>
-      </w:r>
-      <w:r>
-        <w:rPr>
-          <w:rFonts w:ascii="Georgia" w:hAnsi="Georgia"/>
-          <w:i/>
-          <w:iCs/>
-          <w:color w:val="1F497D" w:themeColor="text2"/>
-          <w:sz w:val="32"/>
-          <w:szCs w:val="32"/>
-        </w:rPr>
-        <w:t>Million Veteran Program</w:t>
-      </w:r>
-      <w:r>
-        <w:rPr>
-          <w:rFonts w:ascii="Georgia" w:hAnsi="Georgia"/>
-          <w:i/>
-          <w:iCs/>
-          <w:color w:val="1F497D" w:themeColor="text2"/>
-          <w:sz w:val="32"/>
-          <w:szCs w:val="32"/>
-        </w:rPr>
-        <w:t xml:space="preserve"> </w:t>
-      </w:r>
-    </w:p>
-    <w:p>
-      <w:r>
-        <w:rPr>
-          <w:b/>
-          <w:bCs/>
-        </w:rPr>
-        <w:t xml:space="preserve">What is </w:t>
-      </w:r>
-      <w:r>
-        <w:rPr>
-          <w:b/>
-          <w:bCs/>
-        </w:rPr>
-        <w:t xml:space="preserve">the </w:t>
-      </w:r>
-      <w:r>
-        <w:rPr>
-          <w:b/>
-          <w:bCs/>
-        </w:rPr>
-        <w:t>Million Veteran Program</w:t>
-      </w:r>
-      <w:r>
-        <w:rPr>
-          <w:b/>
-          <w:bCs/>
-        </w:rPr>
-        <w:t xml:space="preserve"> (MVP)</w:t>
-      </w:r>
-      <w:r>
-        <w:rPr>
-          <w:b/>
-          <w:bCs/>
-        </w:rPr>
-        <w:t>?</w:t>
-      </w:r>
+          <w:color w:val="C8C8C8"/>
+          <w:sz w:val="16"/>
+        </w:rPr>
+        <w:t>────────────────────────────────────────────────────────────────────────────────</w:t>
+      </w:r>
+    </w:p>
+    <w:p>
+      <w:r/>
     </w:p>
     <w:p>
       <w:r>
